--- a/pr-preview/pr-545/vignettes/articles/version-crosswalk-1.3-to-1.4.docx
+++ b/pr-preview/pr-545/vignettes/articles/version-crosswalk-1.3-to-1.4.docx
@@ -3067,7 +3067,7 @@
         <w:rPr>
           <w:rStyle w:val="CommentTok"/>
         </w:rPr>
-        <w:t xml:space="preserve">#&gt; 1 17.8  1     HlyE_IgA    0.375</w:t>
+        <w:t xml:space="preserve">#&gt; 1  19.6 1     HlyE_IgA    2.71 </w:t>
       </w:r>
       <w:r>
         <w:br/>
@@ -3076,7 +3076,7 @@
         <w:rPr>
           <w:rStyle w:val="CommentTok"/>
         </w:rPr>
-        <w:t xml:space="preserve">#&gt; 2 17.8  1     HlyE_IgG    2.75 </w:t>
+        <w:t xml:space="preserve">#&gt; 2  19.6 1     HlyE_IgG    4.44 </w:t>
       </w:r>
       <w:r>
         <w:br/>
@@ -3085,7 +3085,7 @@
         <w:rPr>
           <w:rStyle w:val="CommentTok"/>
         </w:rPr>
-        <w:t xml:space="preserve">#&gt; 3  2.25 2     HlyE_IgA    0.522</w:t>
+        <w:t xml:space="preserve">#&gt; 3   3.9 2     HlyE_IgA    0.699</w:t>
       </w:r>
       <w:r>
         <w:br/>
@@ -3094,7 +3094,7 @@
         <w:rPr>
           <w:rStyle w:val="CommentTok"/>
         </w:rPr>
-        <w:t xml:space="preserve">#&gt; 4  2.25 2     HlyE_IgG    0.178</w:t>
+        <w:t xml:space="preserve">#&gt; 4   3.9 2     HlyE_IgG    0.307</w:t>
       </w:r>
       <w:r>
         <w:br/>
@@ -3103,7 +3103,7 @@
         <w:rPr>
           <w:rStyle w:val="CommentTok"/>
         </w:rPr>
-        <w:t xml:space="preserve">#&gt; 5 12.3  3     HlyE_IgA    1.71 </w:t>
+        <w:t xml:space="preserve">#&gt; 5  19.1 3     HlyE_IgA    0.907</w:t>
       </w:r>
       <w:r>
         <w:br/>
@@ -3112,7 +3112,7 @@
         <w:rPr>
           <w:rStyle w:val="CommentTok"/>
         </w:rPr>
-        <w:t xml:space="preserve">#&gt; 6 12.3  3     HlyE_IgG    0.643</w:t>
+        <w:t xml:space="preserve">#&gt; 6  19.1 3     HlyE_IgG    1.59</w:t>
       </w:r>
       <w:r>
         <w:br/>

--- a/pr-preview/pr-545/vignettes/articles/version-crosswalk-1.3-to-1.4.docx
+++ b/pr-preview/pr-545/vignettes/articles/version-crosswalk-1.3-to-1.4.docx
@@ -3049,7 +3049,7 @@
         <w:rPr>
           <w:rStyle w:val="CommentTok"/>
         </w:rPr>
-        <w:t xml:space="preserve">#&gt;     age id    antigen_iso value</w:t>
+        <w:t xml:space="preserve">#&gt;     age id    antigen_iso   value</w:t>
       </w:r>
       <w:r>
         <w:br/>
@@ -3058,7 +3058,7 @@
         <w:rPr>
           <w:rStyle w:val="CommentTok"/>
         </w:rPr>
-        <w:t xml:space="preserve">#&gt;   &lt;dbl&gt; &lt;chr&gt; &lt;chr&gt;       &lt;dbl&gt;</w:t>
+        <w:t xml:space="preserve">#&gt;   &lt;dbl&gt; &lt;chr&gt; &lt;chr&gt;         &lt;dbl&gt;</w:t>
       </w:r>
       <w:r>
         <w:br/>
@@ -3067,7 +3067,7 @@
         <w:rPr>
           <w:rStyle w:val="CommentTok"/>
         </w:rPr>
-        <w:t xml:space="preserve">#&gt; 1  19.6 1     HlyE_IgA    2.71 </w:t>
+        <w:t xml:space="preserve">#&gt; 1  3.95 1     HlyE_IgA      0.858</w:t>
       </w:r>
       <w:r>
         <w:br/>
@@ -3076,7 +3076,7 @@
         <w:rPr>
           <w:rStyle w:val="CommentTok"/>
         </w:rPr>
-        <w:t xml:space="preserve">#&gt; 2  19.6 1     HlyE_IgG    4.44 </w:t>
+        <w:t xml:space="preserve">#&gt; 2  3.95 1     HlyE_IgG      0.574</w:t>
       </w:r>
       <w:r>
         <w:br/>
@@ -3085,7 +3085,7 @@
         <w:rPr>
           <w:rStyle w:val="CommentTok"/>
         </w:rPr>
-        <w:t xml:space="preserve">#&gt; 3   3.9 2     HlyE_IgA    0.699</w:t>
+        <w:t xml:space="preserve">#&gt; 3  8.16 2     HlyE_IgA     80.4  </w:t>
       </w:r>
       <w:r>
         <w:br/>
@@ -3094,7 +3094,7 @@
         <w:rPr>
           <w:rStyle w:val="CommentTok"/>
         </w:rPr>
-        <w:t xml:space="preserve">#&gt; 4   3.9 2     HlyE_IgG    0.307</w:t>
+        <w:t xml:space="preserve">#&gt; 4  8.16 2     HlyE_IgG    222.   </w:t>
       </w:r>
       <w:r>
         <w:br/>
@@ -3103,7 +3103,7 @@
         <w:rPr>
           <w:rStyle w:val="CommentTok"/>
         </w:rPr>
-        <w:t xml:space="preserve">#&gt; 5  19.1 3     HlyE_IgA    0.907</w:t>
+        <w:t xml:space="preserve">#&gt; 5 15.6  3     HlyE_IgA      0.267</w:t>
       </w:r>
       <w:r>
         <w:br/>
@@ -3112,7 +3112,7 @@
         <w:rPr>
           <w:rStyle w:val="CommentTok"/>
         </w:rPr>
-        <w:t xml:space="preserve">#&gt; 6  19.1 3     HlyE_IgG    1.59</w:t>
+        <w:t xml:space="preserve">#&gt; 6 15.6  3     HlyE_IgG      0.677</w:t>
       </w:r>
       <w:r>
         <w:br/>

--- a/pr-preview/pr-545/vignettes/articles/version-crosswalk-1.3-to-1.4.docx
+++ b/pr-preview/pr-545/vignettes/articles/version-crosswalk-1.3-to-1.4.docx
@@ -3049,7 +3049,7 @@
         <w:rPr>
           <w:rStyle w:val="CommentTok"/>
         </w:rPr>
-        <w:t xml:space="preserve">#&gt;     age id    antigen_iso   value</w:t>
+        <w:t xml:space="preserve">#&gt;     age id    antigen_iso  value</w:t>
       </w:r>
       <w:r>
         <w:br/>
@@ -3058,7 +3058,7 @@
         <w:rPr>
           <w:rStyle w:val="CommentTok"/>
         </w:rPr>
-        <w:t xml:space="preserve">#&gt;   &lt;dbl&gt; &lt;chr&gt; &lt;chr&gt;         &lt;dbl&gt;</w:t>
+        <w:t xml:space="preserve">#&gt;   &lt;dbl&gt; &lt;chr&gt; &lt;chr&gt;        &lt;dbl&gt;</w:t>
       </w:r>
       <w:r>
         <w:br/>
@@ -3067,7 +3067,7 @@
         <w:rPr>
           <w:rStyle w:val="CommentTok"/>
         </w:rPr>
-        <w:t xml:space="preserve">#&gt; 1  3.95 1     HlyE_IgA      0.858</w:t>
+        <w:t xml:space="preserve">#&gt; 1  8.91 1     HlyE_IgA    0.595 </w:t>
       </w:r>
       <w:r>
         <w:br/>
@@ -3076,7 +3076,7 @@
         <w:rPr>
           <w:rStyle w:val="CommentTok"/>
         </w:rPr>
-        <w:t xml:space="preserve">#&gt; 2  3.95 1     HlyE_IgG      0.574</w:t>
+        <w:t xml:space="preserve">#&gt; 2  8.91 1     HlyE_IgG    0.452 </w:t>
       </w:r>
       <w:r>
         <w:br/>
@@ -3085,7 +3085,7 @@
         <w:rPr>
           <w:rStyle w:val="CommentTok"/>
         </w:rPr>
-        <w:t xml:space="preserve">#&gt; 3  8.16 2     HlyE_IgA     80.4  </w:t>
+        <w:t xml:space="preserve">#&gt; 3  3.4  2     HlyE_IgA    0.697 </w:t>
       </w:r>
       <w:r>
         <w:br/>
@@ -3094,7 +3094,7 @@
         <w:rPr>
           <w:rStyle w:val="CommentTok"/>
         </w:rPr>
-        <w:t xml:space="preserve">#&gt; 4  8.16 2     HlyE_IgG    222.   </w:t>
+        <w:t xml:space="preserve">#&gt; 4  3.4  2     HlyE_IgG    0.0255</w:t>
       </w:r>
       <w:r>
         <w:br/>
@@ -3103,7 +3103,7 @@
         <w:rPr>
           <w:rStyle w:val="CommentTok"/>
         </w:rPr>
-        <w:t xml:space="preserve">#&gt; 5 15.6  3     HlyE_IgA      0.267</w:t>
+        <w:t xml:space="preserve">#&gt; 5  6.99 3     HlyE_IgA    3.47  </w:t>
       </w:r>
       <w:r>
         <w:br/>
@@ -3112,7 +3112,7 @@
         <w:rPr>
           <w:rStyle w:val="CommentTok"/>
         </w:rPr>
-        <w:t xml:space="preserve">#&gt; 6 15.6  3     HlyE_IgG      0.677</w:t>
+        <w:t xml:space="preserve">#&gt; 6  6.99 3     HlyE_IgG    1.33</w:t>
       </w:r>
       <w:r>
         <w:br/>

--- a/pr-preview/pr-545/vignettes/articles/version-crosswalk-1.3-to-1.4.docx
+++ b/pr-preview/pr-545/vignettes/articles/version-crosswalk-1.3-to-1.4.docx
@@ -3049,7 +3049,7 @@
         <w:rPr>
           <w:rStyle w:val="CommentTok"/>
         </w:rPr>
-        <w:t xml:space="preserve">#&gt;     age id    antigen_iso  value</w:t>
+        <w:t xml:space="preserve">#&gt;     age id    antigen_iso value</w:t>
       </w:r>
       <w:r>
         <w:br/>
@@ -3058,7 +3058,7 @@
         <w:rPr>
           <w:rStyle w:val="CommentTok"/>
         </w:rPr>
-        <w:t xml:space="preserve">#&gt;   &lt;dbl&gt; &lt;chr&gt; &lt;chr&gt;        &lt;dbl&gt;</w:t>
+        <w:t xml:space="preserve">#&gt;   &lt;dbl&gt; &lt;chr&gt; &lt;chr&gt;       &lt;dbl&gt;</w:t>
       </w:r>
       <w:r>
         <w:br/>
@@ -3067,7 +3067,7 @@
         <w:rPr>
           <w:rStyle w:val="CommentTok"/>
         </w:rPr>
-        <w:t xml:space="preserve">#&gt; 1  8.91 1     HlyE_IgA    0.595 </w:t>
+        <w:t xml:space="preserve">#&gt; 1  7.08 1     HlyE_IgA    0.172</w:t>
       </w:r>
       <w:r>
         <w:br/>
@@ -3076,7 +3076,7 @@
         <w:rPr>
           <w:rStyle w:val="CommentTok"/>
         </w:rPr>
-        <w:t xml:space="preserve">#&gt; 2  8.91 1     HlyE_IgG    0.452 </w:t>
+        <w:t xml:space="preserve">#&gt; 2  7.08 1     HlyE_IgG    0.748</w:t>
       </w:r>
       <w:r>
         <w:br/>
@@ -3085,7 +3085,7 @@
         <w:rPr>
           <w:rStyle w:val="CommentTok"/>
         </w:rPr>
-        <w:t xml:space="preserve">#&gt; 3  3.4  2     HlyE_IgA    0.697 </w:t>
+        <w:t xml:space="preserve">#&gt; 3 10.7  2     HlyE_IgA    0.579</w:t>
       </w:r>
       <w:r>
         <w:br/>
@@ -3094,7 +3094,7 @@
         <w:rPr>
           <w:rStyle w:val="CommentTok"/>
         </w:rPr>
-        <w:t xml:space="preserve">#&gt; 4  3.4  2     HlyE_IgG    0.0255</w:t>
+        <w:t xml:space="preserve">#&gt; 4 10.7  2     HlyE_IgG    0.287</w:t>
       </w:r>
       <w:r>
         <w:br/>
@@ -3103,7 +3103,7 @@
         <w:rPr>
           <w:rStyle w:val="CommentTok"/>
         </w:rPr>
-        <w:t xml:space="preserve">#&gt; 5  6.99 3     HlyE_IgA    3.47  </w:t>
+        <w:t xml:space="preserve">#&gt; 5  7.94 3     HlyE_IgA    0.774</w:t>
       </w:r>
       <w:r>
         <w:br/>
@@ -3112,7 +3112,7 @@
         <w:rPr>
           <w:rStyle w:val="CommentTok"/>
         </w:rPr>
-        <w:t xml:space="preserve">#&gt; 6  6.99 3     HlyE_IgG    1.33</w:t>
+        <w:t xml:space="preserve">#&gt; 6  7.94 3     HlyE_IgG    0.781</w:t>
       </w:r>
       <w:r>
         <w:br/>

--- a/pr-preview/pr-545/vignettes/articles/version-crosswalk-1.3-to-1.4.docx
+++ b/pr-preview/pr-545/vignettes/articles/version-crosswalk-1.3-to-1.4.docx
@@ -3049,7 +3049,7 @@
         <w:rPr>
           <w:rStyle w:val="CommentTok"/>
         </w:rPr>
-        <w:t xml:space="preserve">#&gt;     age id    antigen_iso value</w:t>
+        <w:t xml:space="preserve">#&gt;     age id    antigen_iso   value</w:t>
       </w:r>
       <w:r>
         <w:br/>
@@ -3058,7 +3058,7 @@
         <w:rPr>
           <w:rStyle w:val="CommentTok"/>
         </w:rPr>
-        <w:t xml:space="preserve">#&gt;   &lt;dbl&gt; &lt;chr&gt; &lt;chr&gt;       &lt;dbl&gt;</w:t>
+        <w:t xml:space="preserve">#&gt;   &lt;dbl&gt; &lt;chr&gt; &lt;chr&gt;         &lt;dbl&gt;</w:t>
       </w:r>
       <w:r>
         <w:br/>
@@ -3067,7 +3067,7 @@
         <w:rPr>
           <w:rStyle w:val="CommentTok"/>
         </w:rPr>
-        <w:t xml:space="preserve">#&gt; 1  7.08 1     HlyE_IgA    0.172</w:t>
+        <w:t xml:space="preserve">#&gt; 1  15.1 1     HlyE_IgA     0.843 </w:t>
       </w:r>
       <w:r>
         <w:br/>
@@ -3076,7 +3076,7 @@
         <w:rPr>
           <w:rStyle w:val="CommentTok"/>
         </w:rPr>
-        <w:t xml:space="preserve">#&gt; 2  7.08 1     HlyE_IgG    0.748</w:t>
+        <w:t xml:space="preserve">#&gt; 2  15.1 1     HlyE_IgG     0.513 </w:t>
       </w:r>
       <w:r>
         <w:br/>
@@ -3085,7 +3085,7 @@
         <w:rPr>
           <w:rStyle w:val="CommentTok"/>
         </w:rPr>
-        <w:t xml:space="preserve">#&gt; 3 10.7  2     HlyE_IgA    0.579</w:t>
+        <w:t xml:space="preserve">#&gt; 3  18.3 2     HlyE_IgA    37.9   </w:t>
       </w:r>
       <w:r>
         <w:br/>
@@ -3094,7 +3094,7 @@
         <w:rPr>
           <w:rStyle w:val="CommentTok"/>
         </w:rPr>
-        <w:t xml:space="preserve">#&gt; 4 10.7  2     HlyE_IgG    0.287</w:t>
+        <w:t xml:space="preserve">#&gt; 4  18.3 2     HlyE_IgG    26.4   </w:t>
       </w:r>
       <w:r>
         <w:br/>
@@ -3103,7 +3103,7 @@
         <w:rPr>
           <w:rStyle w:val="CommentTok"/>
         </w:rPr>
-        <w:t xml:space="preserve">#&gt; 5  7.94 3     HlyE_IgA    0.774</w:t>
+        <w:t xml:space="preserve">#&gt; 5  16.8 3     HlyE_IgA     0.495 </w:t>
       </w:r>
       <w:r>
         <w:br/>
@@ -3112,7 +3112,7 @@
         <w:rPr>
           <w:rStyle w:val="CommentTok"/>
         </w:rPr>
-        <w:t xml:space="preserve">#&gt; 6  7.94 3     HlyE_IgG    0.781</w:t>
+        <w:t xml:space="preserve">#&gt; 6  16.8 3     HlyE_IgG     0.0806</w:t>
       </w:r>
       <w:r>
         <w:br/>

--- a/pr-preview/pr-545/vignettes/articles/version-crosswalk-1.3-to-1.4.docx
+++ b/pr-preview/pr-545/vignettes/articles/version-crosswalk-1.3-to-1.4.docx
@@ -3049,7 +3049,7 @@
         <w:rPr>
           <w:rStyle w:val="CommentTok"/>
         </w:rPr>
-        <w:t xml:space="preserve">#&gt;     age id    antigen_iso   value</w:t>
+        <w:t xml:space="preserve">#&gt;     age id    antigen_iso    value</w:t>
       </w:r>
       <w:r>
         <w:br/>
@@ -3058,7 +3058,7 @@
         <w:rPr>
           <w:rStyle w:val="CommentTok"/>
         </w:rPr>
-        <w:t xml:space="preserve">#&gt;   &lt;dbl&gt; &lt;chr&gt; &lt;chr&gt;         &lt;dbl&gt;</w:t>
+        <w:t xml:space="preserve">#&gt;   &lt;dbl&gt; &lt;chr&gt; &lt;chr&gt;          &lt;dbl&gt;</w:t>
       </w:r>
       <w:r>
         <w:br/>
@@ -3067,7 +3067,7 @@
         <w:rPr>
           <w:rStyle w:val="CommentTok"/>
         </w:rPr>
-        <w:t xml:space="preserve">#&gt; 1  15.1 1     HlyE_IgA     0.843 </w:t>
+        <w:t xml:space="preserve">#&gt; 1 12.2  1     HlyE_IgA       1.24 </w:t>
       </w:r>
       <w:r>
         <w:br/>
@@ -3076,7 +3076,7 @@
         <w:rPr>
           <w:rStyle w:val="CommentTok"/>
         </w:rPr>
-        <w:t xml:space="preserve">#&gt; 2  15.1 1     HlyE_IgG     0.513 </w:t>
+        <w:t xml:space="preserve">#&gt; 2 12.2  1     HlyE_IgG    4535.   </w:t>
       </w:r>
       <w:r>
         <w:br/>
@@ -3085,7 +3085,7 @@
         <w:rPr>
           <w:rStyle w:val="CommentTok"/>
         </w:rPr>
-        <w:t xml:space="preserve">#&gt; 3  18.3 2     HlyE_IgA    37.9   </w:t>
+        <w:t xml:space="preserve">#&gt; 3 10.9  2     HlyE_IgA       0.468</w:t>
       </w:r>
       <w:r>
         <w:br/>
@@ -3094,7 +3094,7 @@
         <w:rPr>
           <w:rStyle w:val="CommentTok"/>
         </w:rPr>
-        <w:t xml:space="preserve">#&gt; 4  18.3 2     HlyE_IgG    26.4   </w:t>
+        <w:t xml:space="preserve">#&gt; 4 10.9  2     HlyE_IgG       1.62 </w:t>
       </w:r>
       <w:r>
         <w:br/>
@@ -3103,7 +3103,7 @@
         <w:rPr>
           <w:rStyle w:val="CommentTok"/>
         </w:rPr>
-        <w:t xml:space="preserve">#&gt; 5  16.8 3     HlyE_IgA     0.495 </w:t>
+        <w:t xml:space="preserve">#&gt; 5  8.96 3     HlyE_IgA       0.378</w:t>
       </w:r>
       <w:r>
         <w:br/>
@@ -3112,7 +3112,7 @@
         <w:rPr>
           <w:rStyle w:val="CommentTok"/>
         </w:rPr>
-        <w:t xml:space="preserve">#&gt; 6  16.8 3     HlyE_IgG     0.0806</w:t>
+        <w:t xml:space="preserve">#&gt; 6  8.96 3     HlyE_IgG       0.331</w:t>
       </w:r>
       <w:r>
         <w:br/>

--- a/pr-preview/pr-545/vignettes/articles/version-crosswalk-1.3-to-1.4.docx
+++ b/pr-preview/pr-545/vignettes/articles/version-crosswalk-1.3-to-1.4.docx
@@ -3049,7 +3049,7 @@
         <w:rPr>
           <w:rStyle w:val="CommentTok"/>
         </w:rPr>
-        <w:t xml:space="preserve">#&gt;     age id    antigen_iso    value</w:t>
+        <w:t xml:space="preserve">#&gt;     age id    antigen_iso  value</w:t>
       </w:r>
       <w:r>
         <w:br/>
@@ -3058,7 +3058,7 @@
         <w:rPr>
           <w:rStyle w:val="CommentTok"/>
         </w:rPr>
-        <w:t xml:space="preserve">#&gt;   &lt;dbl&gt; &lt;chr&gt; &lt;chr&gt;          &lt;dbl&gt;</w:t>
+        <w:t xml:space="preserve">#&gt;   &lt;dbl&gt; &lt;chr&gt; &lt;chr&gt;        &lt;dbl&gt;</w:t>
       </w:r>
       <w:r>
         <w:br/>
@@ -3067,7 +3067,7 @@
         <w:rPr>
           <w:rStyle w:val="CommentTok"/>
         </w:rPr>
-        <w:t xml:space="preserve">#&gt; 1 12.2  1     HlyE_IgA       1.24 </w:t>
+        <w:t xml:space="preserve">#&gt; 1  6.81 1     HlyE_IgA    0.894 </w:t>
       </w:r>
       <w:r>
         <w:br/>
@@ -3076,7 +3076,7 @@
         <w:rPr>
           <w:rStyle w:val="CommentTok"/>
         </w:rPr>
-        <w:t xml:space="preserve">#&gt; 2 12.2  1     HlyE_IgG    4535.   </w:t>
+        <w:t xml:space="preserve">#&gt; 2  6.81 1     HlyE_IgG    4.10  </w:t>
       </w:r>
       <w:r>
         <w:br/>
@@ -3085,7 +3085,7 @@
         <w:rPr>
           <w:rStyle w:val="CommentTok"/>
         </w:rPr>
-        <w:t xml:space="preserve">#&gt; 3 10.9  2     HlyE_IgA       0.468</w:t>
+        <w:t xml:space="preserve">#&gt; 3  6.06 2     HlyE_IgA    0.496 </w:t>
       </w:r>
       <w:r>
         <w:br/>
@@ -3094,7 +3094,7 @@
         <w:rPr>
           <w:rStyle w:val="CommentTok"/>
         </w:rPr>
-        <w:t xml:space="preserve">#&gt; 4 10.9  2     HlyE_IgG       1.62 </w:t>
+        <w:t xml:space="preserve">#&gt; 4  6.06 2     HlyE_IgG    0.573 </w:t>
       </w:r>
       <w:r>
         <w:br/>
@@ -3103,7 +3103,7 @@
         <w:rPr>
           <w:rStyle w:val="CommentTok"/>
         </w:rPr>
-        <w:t xml:space="preserve">#&gt; 5  8.96 3     HlyE_IgA       0.378</w:t>
+        <w:t xml:space="preserve">#&gt; 5  5.74 3     HlyE_IgA    0.579 </w:t>
       </w:r>
       <w:r>
         <w:br/>
@@ -3112,7 +3112,7 @@
         <w:rPr>
           <w:rStyle w:val="CommentTok"/>
         </w:rPr>
-        <w:t xml:space="preserve">#&gt; 6  8.96 3     HlyE_IgG       0.331</w:t>
+        <w:t xml:space="preserve">#&gt; 6  5.74 3     HlyE_IgG    0.0710</w:t>
       </w:r>
       <w:r>
         <w:br/>

--- a/pr-preview/pr-545/vignettes/articles/version-crosswalk-1.3-to-1.4.docx
+++ b/pr-preview/pr-545/vignettes/articles/version-crosswalk-1.3-to-1.4.docx
@@ -23,7 +23,7 @@
         <w:pStyle w:val="Date"/>
       </w:pPr>
       <w:r>
-        <w:t xml:space="preserve">2026-08-08</w:t>
+        <w:t xml:space="preserve">2026-08-09</w:t>
       </w:r>
     </w:p>
     <w:bookmarkStart w:id="9" w:name="overview"/>
@@ -3049,7 +3049,7 @@
         <w:rPr>
           <w:rStyle w:val="CommentTok"/>
         </w:rPr>
-        <w:t xml:space="preserve">#&gt;     age id    antigen_iso  value</w:t>
+        <w:t xml:space="preserve">#&gt;     age id    antigen_iso   value</w:t>
       </w:r>
       <w:r>
         <w:br/>
@@ -3058,7 +3058,7 @@
         <w:rPr>
           <w:rStyle w:val="CommentTok"/>
         </w:rPr>
-        <w:t xml:space="preserve">#&gt;   &lt;dbl&gt; &lt;chr&gt; &lt;chr&gt;        &lt;dbl&gt;</w:t>
+        <w:t xml:space="preserve">#&gt;   &lt;dbl&gt; &lt;chr&gt; &lt;chr&gt;         &lt;dbl&gt;</w:t>
       </w:r>
       <w:r>
         <w:br/>
@@ -3067,7 +3067,7 @@
         <w:rPr>
           <w:rStyle w:val="CommentTok"/>
         </w:rPr>
-        <w:t xml:space="preserve">#&gt; 1  6.81 1     HlyE_IgA    0.894 </w:t>
+        <w:t xml:space="preserve">#&gt; 1  17.3 1     HlyE_IgA      0.642</w:t>
       </w:r>
       <w:r>
         <w:br/>
@@ -3076,7 +3076,7 @@
         <w:rPr>
           <w:rStyle w:val="CommentTok"/>
         </w:rPr>
-        <w:t xml:space="preserve">#&gt; 2  6.81 1     HlyE_IgG    4.10  </w:t>
+        <w:t xml:space="preserve">#&gt; 2  17.3 1     HlyE_IgG      0.638</w:t>
       </w:r>
       <w:r>
         <w:br/>
@@ -3085,7 +3085,7 @@
         <w:rPr>
           <w:rStyle w:val="CommentTok"/>
         </w:rPr>
-        <w:t xml:space="preserve">#&gt; 3  6.06 2     HlyE_IgA    0.496 </w:t>
+        <w:t xml:space="preserve">#&gt; 3  11.3 2     HlyE_IgA      2.26 </w:t>
       </w:r>
       <w:r>
         <w:br/>
@@ -3094,7 +3094,7 @@
         <w:rPr>
           <w:rStyle w:val="CommentTok"/>
         </w:rPr>
-        <w:t xml:space="preserve">#&gt; 4  6.06 2     HlyE_IgG    0.573 </w:t>
+        <w:t xml:space="preserve">#&gt; 4  11.3 2     HlyE_IgG      2.25 </w:t>
       </w:r>
       <w:r>
         <w:br/>
@@ -3103,7 +3103,7 @@
         <w:rPr>
           <w:rStyle w:val="CommentTok"/>
         </w:rPr>
-        <w:t xml:space="preserve">#&gt; 5  5.74 3     HlyE_IgA    0.579 </w:t>
+        <w:t xml:space="preserve">#&gt; 5  14.6 3     HlyE_IgA      4.35 </w:t>
       </w:r>
       <w:r>
         <w:br/>
@@ -3112,7 +3112,7 @@
         <w:rPr>
           <w:rStyle w:val="CommentTok"/>
         </w:rPr>
-        <w:t xml:space="preserve">#&gt; 6  5.74 3     HlyE_IgG    0.0710</w:t>
+        <w:t xml:space="preserve">#&gt; 6  14.6 3     HlyE_IgG    175.</w:t>
       </w:r>
       <w:r>
         <w:br/>

--- a/pr-preview/pr-545/vignettes/articles/version-crosswalk-1.3-to-1.4.docx
+++ b/pr-preview/pr-545/vignettes/articles/version-crosswalk-1.3-to-1.4.docx
@@ -3049,7 +3049,7 @@
         <w:rPr>
           <w:rStyle w:val="CommentTok"/>
         </w:rPr>
-        <w:t xml:space="preserve">#&gt;     age id    antigen_iso   value</w:t>
+        <w:t xml:space="preserve">#&gt;     age id    antigen_iso  value</w:t>
       </w:r>
       <w:r>
         <w:br/>
@@ -3058,7 +3058,7 @@
         <w:rPr>
           <w:rStyle w:val="CommentTok"/>
         </w:rPr>
-        <w:t xml:space="preserve">#&gt;   &lt;dbl&gt; &lt;chr&gt; &lt;chr&gt;         &lt;dbl&gt;</w:t>
+        <w:t xml:space="preserve">#&gt;   &lt;dbl&gt; &lt;chr&gt; &lt;chr&gt;        &lt;dbl&gt;</w:t>
       </w:r>
       <w:r>
         <w:br/>
@@ -3067,7 +3067,7 @@
         <w:rPr>
           <w:rStyle w:val="CommentTok"/>
         </w:rPr>
-        <w:t xml:space="preserve">#&gt; 1  17.3 1     HlyE_IgA      0.642</w:t>
+        <w:t xml:space="preserve">#&gt; 1  7.75 1     HlyE_IgA     1.87 </w:t>
       </w:r>
       <w:r>
         <w:br/>
@@ -3076,7 +3076,7 @@
         <w:rPr>
           <w:rStyle w:val="CommentTok"/>
         </w:rPr>
-        <w:t xml:space="preserve">#&gt; 2  17.3 1     HlyE_IgG      0.638</w:t>
+        <w:t xml:space="preserve">#&gt; 2  7.75 1     HlyE_IgG    12.9  </w:t>
       </w:r>
       <w:r>
         <w:br/>
@@ -3085,7 +3085,7 @@
         <w:rPr>
           <w:rStyle w:val="CommentTok"/>
         </w:rPr>
-        <w:t xml:space="preserve">#&gt; 3  11.3 2     HlyE_IgA      2.26 </w:t>
+        <w:t xml:space="preserve">#&gt; 3  0.65 2     HlyE_IgA     0.419</w:t>
       </w:r>
       <w:r>
         <w:br/>
@@ -3094,7 +3094,7 @@
         <w:rPr>
           <w:rStyle w:val="CommentTok"/>
         </w:rPr>
-        <w:t xml:space="preserve">#&gt; 4  11.3 2     HlyE_IgG      2.25 </w:t>
+        <w:t xml:space="preserve">#&gt; 4  0.65 2     HlyE_IgG     0.649</w:t>
       </w:r>
       <w:r>
         <w:br/>
@@ -3103,7 +3103,7 @@
         <w:rPr>
           <w:rStyle w:val="CommentTok"/>
         </w:rPr>
-        <w:t xml:space="preserve">#&gt; 5  14.6 3     HlyE_IgA      4.35 </w:t>
+        <w:t xml:space="preserve">#&gt; 5 13.5  3     HlyE_IgA     0.643</w:t>
       </w:r>
       <w:r>
         <w:br/>
@@ -3112,7 +3112,7 @@
         <w:rPr>
           <w:rStyle w:val="CommentTok"/>
         </w:rPr>
-        <w:t xml:space="preserve">#&gt; 6  14.6 3     HlyE_IgG    175.</w:t>
+        <w:t xml:space="preserve">#&gt; 6 13.5  3     HlyE_IgG     0.977</w:t>
       </w:r>
       <w:r>
         <w:br/>

--- a/pr-preview/pr-545/vignettes/articles/version-crosswalk-1.3-to-1.4.docx
+++ b/pr-preview/pr-545/vignettes/articles/version-crosswalk-1.3-to-1.4.docx
@@ -3067,7 +3067,7 @@
         <w:rPr>
           <w:rStyle w:val="CommentTok"/>
         </w:rPr>
-        <w:t xml:space="preserve">#&gt; 1  7.75 1     HlyE_IgA     1.87 </w:t>
+        <w:t xml:space="preserve">#&gt; 1  0.05 1     HlyE_IgA     0.466</w:t>
       </w:r>
       <w:r>
         <w:br/>
@@ -3076,7 +3076,7 @@
         <w:rPr>
           <w:rStyle w:val="CommentTok"/>
         </w:rPr>
-        <w:t xml:space="preserve">#&gt; 2  7.75 1     HlyE_IgG    12.9  </w:t>
+        <w:t xml:space="preserve">#&gt; 2  0.05 1     HlyE_IgG     0.606</w:t>
       </w:r>
       <w:r>
         <w:br/>
@@ -3085,7 +3085,7 @@
         <w:rPr>
           <w:rStyle w:val="CommentTok"/>
         </w:rPr>
-        <w:t xml:space="preserve">#&gt; 3  0.65 2     HlyE_IgA     0.419</w:t>
+        <w:t xml:space="preserve">#&gt; 3  7.58 2     HlyE_IgA     0.413</w:t>
       </w:r>
       <w:r>
         <w:br/>
@@ -3094,7 +3094,7 @@
         <w:rPr>
           <w:rStyle w:val="CommentTok"/>
         </w:rPr>
-        <w:t xml:space="preserve">#&gt; 4  0.65 2     HlyE_IgG     0.649</w:t>
+        <w:t xml:space="preserve">#&gt; 4  7.58 2     HlyE_IgG     0.512</w:t>
       </w:r>
       <w:r>
         <w:br/>
@@ -3103,7 +3103,7 @@
         <w:rPr>
           <w:rStyle w:val="CommentTok"/>
         </w:rPr>
-        <w:t xml:space="preserve">#&gt; 5 13.5  3     HlyE_IgA     0.643</w:t>
+        <w:t xml:space="preserve">#&gt; 5 12.7  3     HlyE_IgA    30.6  </w:t>
       </w:r>
       <w:r>
         <w:br/>
@@ -3112,7 +3112,7 @@
         <w:rPr>
           <w:rStyle w:val="CommentTok"/>
         </w:rPr>
-        <w:t xml:space="preserve">#&gt; 6 13.5  3     HlyE_IgG     0.977</w:t>
+        <w:t xml:space="preserve">#&gt; 6 12.7  3     HlyE_IgG     5.30</w:t>
       </w:r>
       <w:r>
         <w:br/>

--- a/pr-preview/pr-545/vignettes/articles/version-crosswalk-1.3-to-1.4.docx
+++ b/pr-preview/pr-545/vignettes/articles/version-crosswalk-1.3-to-1.4.docx
@@ -3067,7 +3067,7 @@
         <w:rPr>
           <w:rStyle w:val="CommentTok"/>
         </w:rPr>
-        <w:t xml:space="preserve">#&gt; 1  0.05 1     HlyE_IgA     0.466</w:t>
+        <w:t xml:space="preserve">#&gt; 1  14.9 1     HlyE_IgA     0.673</w:t>
       </w:r>
       <w:r>
         <w:br/>
@@ -3076,7 +3076,7 @@
         <w:rPr>
           <w:rStyle w:val="CommentTok"/>
         </w:rPr>
-        <w:t xml:space="preserve">#&gt; 2  0.05 1     HlyE_IgG     0.606</w:t>
+        <w:t xml:space="preserve">#&gt; 2  14.9 1     HlyE_IgG     6.27 </w:t>
       </w:r>
       <w:r>
         <w:br/>
@@ -3085,7 +3085,7 @@
         <w:rPr>
           <w:rStyle w:val="CommentTok"/>
         </w:rPr>
-        <w:t xml:space="preserve">#&gt; 3  7.58 2     HlyE_IgA     0.413</w:t>
+        <w:t xml:space="preserve">#&gt; 3  14.6 2     HlyE_IgA    30.0  </w:t>
       </w:r>
       <w:r>
         <w:br/>
@@ -3094,7 +3094,7 @@
         <w:rPr>
           <w:rStyle w:val="CommentTok"/>
         </w:rPr>
-        <w:t xml:space="preserve">#&gt; 4  7.58 2     HlyE_IgG     0.512</w:t>
+        <w:t xml:space="preserve">#&gt; 4  14.6 2     HlyE_IgG    81.7  </w:t>
       </w:r>
       <w:r>
         <w:br/>
@@ -3103,7 +3103,7 @@
         <w:rPr>
           <w:rStyle w:val="CommentTok"/>
         </w:rPr>
-        <w:t xml:space="preserve">#&gt; 5 12.7  3     HlyE_IgA    30.6  </w:t>
+        <w:t xml:space="preserve">#&gt; 5  18.8 3     HlyE_IgA     0.415</w:t>
       </w:r>
       <w:r>
         <w:br/>
@@ -3112,7 +3112,7 @@
         <w:rPr>
           <w:rStyle w:val="CommentTok"/>
         </w:rPr>
-        <w:t xml:space="preserve">#&gt; 6 12.7  3     HlyE_IgG     5.30</w:t>
+        <w:t xml:space="preserve">#&gt; 6  18.8 3     HlyE_IgG     0.670</w:t>
       </w:r>
       <w:r>
         <w:br/>

--- a/pr-preview/pr-545/vignettes/articles/version-crosswalk-1.3-to-1.4.docx
+++ b/pr-preview/pr-545/vignettes/articles/version-crosswalk-1.3-to-1.4.docx
@@ -23,7 +23,7 @@
         <w:pStyle w:val="Date"/>
       </w:pPr>
       <w:r>
-        <w:t xml:space="preserve">2026-08-09</w:t>
+        <w:t xml:space="preserve">2026-08-10</w:t>
       </w:r>
     </w:p>
     <w:bookmarkStart w:id="9" w:name="overview"/>
@@ -3049,7 +3049,7 @@
         <w:rPr>
           <w:rStyle w:val="CommentTok"/>
         </w:rPr>
-        <w:t xml:space="preserve">#&gt;     age id    antigen_iso  value</w:t>
+        <w:t xml:space="preserve">#&gt;     age id    antigen_iso   value</w:t>
       </w:r>
       <w:r>
         <w:br/>
@@ -3058,7 +3058,7 @@
         <w:rPr>
           <w:rStyle w:val="CommentTok"/>
         </w:rPr>
-        <w:t xml:space="preserve">#&gt;   &lt;dbl&gt; &lt;chr&gt; &lt;chr&gt;        &lt;dbl&gt;</w:t>
+        <w:t xml:space="preserve">#&gt;   &lt;dbl&gt; &lt;chr&gt; &lt;chr&gt;         &lt;dbl&gt;</w:t>
       </w:r>
       <w:r>
         <w:br/>
@@ -3067,7 +3067,7 @@
         <w:rPr>
           <w:rStyle w:val="CommentTok"/>
         </w:rPr>
-        <w:t xml:space="preserve">#&gt; 1  14.9 1     HlyE_IgA     0.673</w:t>
+        <w:t xml:space="preserve">#&gt; 1  19.0 1     HlyE_IgA      0.327</w:t>
       </w:r>
       <w:r>
         <w:br/>
@@ -3076,7 +3076,7 @@
         <w:rPr>
           <w:rStyle w:val="CommentTok"/>
         </w:rPr>
-        <w:t xml:space="preserve">#&gt; 2  14.9 1     HlyE_IgG     6.27 </w:t>
+        <w:t xml:space="preserve">#&gt; 2  19.0 1     HlyE_IgG      2.11 </w:t>
       </w:r>
       <w:r>
         <w:br/>
@@ -3085,7 +3085,7 @@
         <w:rPr>
           <w:rStyle w:val="CommentTok"/>
         </w:rPr>
-        <w:t xml:space="preserve">#&gt; 3  14.6 2     HlyE_IgA    30.0  </w:t>
+        <w:t xml:space="preserve">#&gt; 3  18.8 2     HlyE_IgA      1.47 </w:t>
       </w:r>
       <w:r>
         <w:br/>
@@ -3094,7 +3094,7 @@
         <w:rPr>
           <w:rStyle w:val="CommentTok"/>
         </w:rPr>
-        <w:t xml:space="preserve">#&gt; 4  14.6 2     HlyE_IgG    81.7  </w:t>
+        <w:t xml:space="preserve">#&gt; 4  18.8 2     HlyE_IgG    498.   </w:t>
       </w:r>
       <w:r>
         <w:br/>
@@ -3103,7 +3103,7 @@
         <w:rPr>
           <w:rStyle w:val="CommentTok"/>
         </w:rPr>
-        <w:t xml:space="preserve">#&gt; 5  18.8 3     HlyE_IgA     0.415</w:t>
+        <w:t xml:space="preserve">#&gt; 5  14.6 3     HlyE_IgA      0.964</w:t>
       </w:r>
       <w:r>
         <w:br/>
@@ -3112,7 +3112,7 @@
         <w:rPr>
           <w:rStyle w:val="CommentTok"/>
         </w:rPr>
-        <w:t xml:space="preserve">#&gt; 6  18.8 3     HlyE_IgG     0.670</w:t>
+        <w:t xml:space="preserve">#&gt; 6  14.6 3     HlyE_IgG      3.72</w:t>
       </w:r>
       <w:r>
         <w:br/>
